--- a/saMhitA/07/TS 7 Malayalam Corrections.docx
+++ b/saMhitA/07/TS 7 Malayalam Corrections.docx
@@ -1,6 +1,6 @@
 
 <file path=word/document.xml><?xml version="1.0" encoding="utf-8"?>
-<w:document xmlns:wpc="http://schemas.microsoft.com/office/word/2010/wordprocessingCanvas" xmlns:cx="http://schemas.microsoft.com/office/drawing/2014/chartex" xmlns:cx1="http://schemas.microsoft.com/office/drawing/2015/9/8/chartex" xmlns:cx2="http://schemas.microsoft.com/office/drawing/2015/10/21/chartex" xmlns:cx3="http://schemas.microsoft.com/office/drawing/2016/5/9/chartex" xmlns:cx4="http://schemas.microsoft.com/office/drawing/2016/5/10/chartex" xmlns:cx5="http://schemas.microsoft.com/office/drawing/2016/5/11/chartex" xmlns:cx6="http://schemas.microsoft.com/office/drawing/2016/5/12/chartex" xmlns:cx7="http://schemas.microsoft.com/office/drawing/2016/5/13/chartex" xmlns:cx8="http://schemas.microsoft.com/office/drawing/2016/5/14/chartex" xmlns:mc="http://schemas.openxmlformats.org/markup-compatibility/2006" xmlns:aink="http://schemas.microsoft.com/office/drawing/2016/ink" xmlns:am3d="http://schemas.microsoft.com/office/drawing/2017/model3d" xmlns:o="urn:schemas-microsoft-com:office:office" xmlns:oel="http://schemas.microsoft.com/office/2019/extlst" xmlns:r="http://schemas.openxmlformats.org/officeDocument/2006/relationships" xmlns:m="http://schemas.openxmlformats.org/officeDocument/2006/math" xmlns:v="urn:schemas-microsoft-com:vml" xmlns:wp14="http://schemas.microsoft.com/office/word/2010/wordprocessingDrawing" xmlns:wp="http://schemas.openxmlformats.org/drawingml/2006/wordprocessingDrawing" xmlns:w10="urn:schemas-microsoft-com:office:word" xmlns:w="http://schemas.openxmlformats.org/wordprocessingml/2006/main" xmlns:w14="http://schemas.microsoft.com/office/word/2010/wordml" xmlns:w15="http://schemas.microsoft.com/office/word/2012/wordml" xmlns:w16cex="http://schemas.microsoft.com/office/word/2018/wordml/cex" xmlns:w16cid="http://schemas.microsoft.com/office/word/2016/wordml/cid" xmlns:w16="http://schemas.microsoft.com/office/word/2018/wordml" xmlns:w16du="http://schemas.microsoft.com/office/word/2023/wordml/word16du" xmlns:w16sdtdh="http://schemas.microsoft.com/office/word/2020/wordml/sdtdatahash" xmlns:w16sdtfl="http://schemas.microsoft.com/office/word/2024/wordml/sdtformatlock" xmlns:w16se="http://schemas.microsoft.com/office/word/2015/wordml/symex" xmlns:wpg="http://schemas.microsoft.com/office/word/2010/wordprocessingGroup" xmlns:wpi="http://schemas.microsoft.com/office/word/2010/wordprocessingInk" xmlns:wne="http://schemas.microsoft.com/office/word/2006/wordml" xmlns:wps="http://schemas.microsoft.com/office/word/2010/wordprocessingShape" mc:Ignorable="w14 w15 w16se w16cid w16 w16cex w16sdtdh w16sdtfl w16du wp14">
+<w:document xmlns:wpc="http://schemas.microsoft.com/office/word/2010/wordprocessingCanvas" xmlns:cx="http://schemas.microsoft.com/office/drawing/2014/chartex" xmlns:cx1="http://schemas.microsoft.com/office/drawing/2015/9/8/chartex" xmlns:cx2="http://schemas.microsoft.com/office/drawing/2015/10/21/chartex" xmlns:cx3="http://schemas.microsoft.com/office/drawing/2016/5/9/chartex" xmlns:cx4="http://schemas.microsoft.com/office/drawing/2016/5/10/chartex" xmlns:cx5="http://schemas.microsoft.com/office/drawing/2016/5/11/chartex" xmlns:cx6="http://schemas.microsoft.com/office/drawing/2016/5/12/chartex" xmlns:cx7="http://schemas.microsoft.com/office/drawing/2016/5/13/chartex" xmlns:cx8="http://schemas.microsoft.com/office/drawing/2016/5/14/chartex" xmlns:mc="http://schemas.openxmlformats.org/markup-compatibility/2006" xmlns:aink="http://schemas.microsoft.com/office/drawing/2016/ink" xmlns:am3d="http://schemas.microsoft.com/office/drawing/2017/model3d" xmlns:o="urn:schemas-microsoft-com:office:office" xmlns:oel="http://schemas.microsoft.com/office/2019/extlst" xmlns:r="http://schemas.openxmlformats.org/officeDocument/2006/relationships" xmlns:m="http://schemas.openxmlformats.org/officeDocument/2006/math" xmlns:v="urn:schemas-microsoft-com:vml" xmlns:wp14="http://schemas.microsoft.com/office/word/2010/wordprocessingDrawing" xmlns:wp="http://schemas.openxmlformats.org/drawingml/2006/wordprocessingDrawing" xmlns:w10="urn:schemas-microsoft-com:office:word" xmlns:w="http://schemas.openxmlformats.org/wordprocessingml/2006/main" xmlns:w14="http://schemas.microsoft.com/office/word/2010/wordml" xmlns:w15="http://schemas.microsoft.com/office/word/2012/wordml" xmlns:w16cei="http://schemas.microsoft.com/office/word/2026/wordml/cei" xmlns:w16cex="http://schemas.microsoft.com/office/word/2018/wordml/cex" xmlns:w16cid="http://schemas.microsoft.com/office/word/2016/wordml/cid" xmlns:w16="http://schemas.microsoft.com/office/word/2018/wordml" xmlns:w16du="http://schemas.microsoft.com/office/word/2023/wordml/word16du" xmlns:w16sdtdh="http://schemas.microsoft.com/office/word/2020/wordml/sdtdatahash" xmlns:w16sdtfl="http://schemas.microsoft.com/office/word/2024/wordml/sdtformatlock" xmlns:w16se="http://schemas.microsoft.com/office/word/2015/wordml/symex" xmlns:wpg="http://schemas.microsoft.com/office/word/2010/wordprocessingGroup" xmlns:wpi="http://schemas.microsoft.com/office/word/2010/wordprocessingInk" xmlns:wne="http://schemas.microsoft.com/office/word/2006/wordml" xmlns:wps="http://schemas.microsoft.com/office/word/2010/wordprocessingShape" mc:Ignorable="w14 w15 w16se w16cid w16 w16cex w16sdtdh w16sdtfl w16du wp14">
   <w:body>
     <w:p>
       <w:pPr>
@@ -92,18 +92,7 @@
           <w:szCs w:val="32"/>
           <w:u w:val="single"/>
         </w:rPr>
-        <w:t xml:space="preserve">Observed </w:t>
-      </w:r>
-      <w:proofErr w:type="gramStart"/>
-      <w:r>
-        <w:rPr>
-          <w:b/>
-          <w:bCs/>
-          <w:sz w:val="32"/>
-          <w:szCs w:val="32"/>
-          <w:u w:val="single"/>
-        </w:rPr>
-        <w:t xml:space="preserve">till </w:t>
+        <w:t xml:space="preserve">Observed till </w:t>
       </w:r>
       <w:r>
         <w:rPr>
@@ -116,7 +105,6 @@
         </w:rPr>
         <w:t>???</w:t>
       </w:r>
-      <w:proofErr w:type="gramEnd"/>
     </w:p>
     <w:p>
       <w:pPr>
@@ -305,19 +293,8 @@
                 <w:szCs w:val="28"/>
                 <w:lang w:val="en-IN"/>
               </w:rPr>
-              <w:t xml:space="preserve">Line No. </w:t>
-            </w:r>
-            <w:proofErr w:type="gramStart"/>
-            <w:r>
-              <w:rPr>
-                <w:b/>
-                <w:sz w:val="28"/>
-                <w:szCs w:val="28"/>
-                <w:lang w:val="en-IN"/>
-              </w:rPr>
-              <w:t>-  6</w:t>
-            </w:r>
-            <w:proofErr w:type="gramEnd"/>
+              <w:t>Line No. -  6</w:t>
+            </w:r>
           </w:p>
           <w:p>
             <w:pPr>
@@ -1455,6 +1432,335 @@
                 <w:sz w:val="28"/>
                 <w:szCs w:val="28"/>
               </w:rPr>
+              <w:t>TS 7.4.3.6 – Vaakyam</w:t>
+            </w:r>
+          </w:p>
+          <w:p>
+            <w:pPr>
+              <w:widowControl w:val="0"/>
+              <w:autoSpaceDE w:val="0"/>
+              <w:autoSpaceDN w:val="0"/>
+              <w:adjustRightInd w:val="0"/>
+              <w:spacing w:before="0" w:line="240" w:lineRule="auto"/>
+              <w:rPr>
+                <w:rFonts w:cs="Arial"/>
+                <w:b/>
+                <w:bCs/>
+                <w:sz w:val="28"/>
+                <w:szCs w:val="28"/>
+              </w:rPr>
+            </w:pPr>
+            <w:r>
+              <w:rPr>
+                <w:rFonts w:cs="Arial"/>
+                <w:b/>
+                <w:bCs/>
+                <w:sz w:val="28"/>
+                <w:szCs w:val="28"/>
+              </w:rPr>
+              <w:t>Line No. – 4</w:t>
+            </w:r>
+          </w:p>
+          <w:p>
+            <w:pPr>
+              <w:widowControl w:val="0"/>
+              <w:autoSpaceDE w:val="0"/>
+              <w:autoSpaceDN w:val="0"/>
+              <w:adjustRightInd w:val="0"/>
+              <w:spacing w:before="0" w:line="240" w:lineRule="auto"/>
+              <w:rPr>
+                <w:rFonts w:cs="Arial"/>
+                <w:b/>
+                <w:bCs/>
+                <w:sz w:val="28"/>
+                <w:szCs w:val="28"/>
+              </w:rPr>
+            </w:pPr>
+            <w:r>
+              <w:rPr>
+                <w:rFonts w:cs="Arial"/>
+                <w:b/>
+                <w:bCs/>
+                <w:sz w:val="28"/>
+                <w:szCs w:val="28"/>
+              </w:rPr>
+              <w:t>Panchaati No. – 14</w:t>
+            </w:r>
+          </w:p>
+        </w:tc>
+        <w:tc>
+          <w:tcPr>
+            <w:tcW w:w="5096" w:type="dxa"/>
+            <w:tcBorders>
+              <w:top w:val="single" w:sz="4" w:space="0" w:color="000000"/>
+              <w:left w:val="single" w:sz="4" w:space="0" w:color="000000"/>
+              <w:bottom w:val="single" w:sz="4" w:space="0" w:color="000000"/>
+              <w:right w:val="single" w:sz="4" w:space="0" w:color="000000"/>
+            </w:tcBorders>
+          </w:tcPr>
+          <w:p>
+            <w:pPr>
+              <w:widowControl w:val="0"/>
+              <w:autoSpaceDE w:val="0"/>
+              <w:autoSpaceDN w:val="0"/>
+              <w:adjustRightInd w:val="0"/>
+              <w:spacing w:before="0" w:line="240" w:lineRule="auto"/>
+              <w:rPr>
+                <w:rFonts w:ascii="BRH Malayalam Extra" w:hAnsi="BRH Malayalam Extra" w:cs="BRH Malayalam Extra"/>
+                <w:sz w:val="40"/>
+                <w:szCs w:val="40"/>
+              </w:rPr>
+            </w:pPr>
+            <w:r>
+              <w:rPr>
+                <w:rFonts w:ascii="BRH Devanagari Extra" w:hAnsi="BRH Devanagari Extra" w:cs="BRH Malayalam Extra"/>
+                <w:sz w:val="32"/>
+                <w:szCs w:val="40"/>
+              </w:rPr>
+              <w:t>Æ</w:t>
+            </w:r>
+            <w:r>
+              <w:rPr>
+                <w:rFonts w:ascii="BRH Malayalam Extra" w:hAnsi="BRH Malayalam Extra" w:cs="BRH Malayalam Extra"/>
+                <w:sz w:val="40"/>
+                <w:szCs w:val="40"/>
+              </w:rPr>
+              <w:t>j—Çõ¡</w:t>
+            </w:r>
+            <w:r>
+              <w:rPr>
+                <w:rFonts w:ascii="BRH Malayalam Extra" w:hAnsi="BRH Malayalam Extra" w:cs="BRH Malayalam Extra"/>
+                <w:sz w:val="34"/>
+                <w:szCs w:val="40"/>
+              </w:rPr>
+              <w:t>–</w:t>
+            </w:r>
+            <w:r>
+              <w:rPr>
+                <w:rFonts w:ascii="BRH Malayalam Extra" w:hAnsi="BRH Malayalam Extra" w:cs="BRH Malayalam Extra"/>
+                <w:sz w:val="40"/>
+                <w:szCs w:val="40"/>
+              </w:rPr>
+              <w:t>h¥jx—</w:t>
+            </w:r>
+            <w:r>
+              <w:rPr>
+                <w:rFonts w:ascii="BRH Malayalam Extra" w:hAnsi="BRH Malayalam Extra" w:cs="BRH Malayalam Extra"/>
+                <w:sz w:val="40"/>
+                <w:szCs w:val="40"/>
+                <w:highlight w:val="yellow"/>
+              </w:rPr>
+              <w:t>¥k</w:t>
+            </w:r>
+            <w:r>
+              <w:rPr>
+                <w:rFonts w:ascii="BRH Malayalam Extra" w:hAnsi="BRH Malayalam Extra" w:cs="BRH Malayalam Extra"/>
+                <w:sz w:val="34"/>
+                <w:szCs w:val="40"/>
+              </w:rPr>
+              <w:t>–</w:t>
+            </w:r>
+            <w:r>
+              <w:rPr>
+                <w:rFonts w:ascii="BRH Malayalam Extra" w:hAnsi="BRH Malayalam Extra" w:cs="BRH Malayalam Extra"/>
+                <w:sz w:val="40"/>
+                <w:szCs w:val="40"/>
+              </w:rPr>
+              <w:t xml:space="preserve">¥hõx </w:t>
+            </w:r>
+          </w:p>
+          <w:p>
+            <w:pPr>
+              <w:widowControl w:val="0"/>
+              <w:autoSpaceDE w:val="0"/>
+              <w:autoSpaceDN w:val="0"/>
+              <w:adjustRightInd w:val="0"/>
+              <w:spacing w:before="0" w:line="240" w:lineRule="auto"/>
+              <w:rPr>
+                <w:rFonts w:ascii="BRH Devanagari Extra" w:hAnsi="BRH Devanagari Extra" w:cs="BRH Devanagari Extra"/>
+                <w:sz w:val="40"/>
+                <w:szCs w:val="40"/>
+              </w:rPr>
+            </w:pPr>
+            <w:r>
+              <w:rPr>
+                <w:rFonts w:ascii="BRH Malayalam Extra" w:hAnsi="BRH Malayalam Extra" w:cs="BRH Malayalam Extra"/>
+                <w:sz w:val="40"/>
+                <w:szCs w:val="40"/>
+              </w:rPr>
+              <w:t>¥mx</w:t>
+            </w:r>
+            <w:r>
+              <w:rPr>
+                <w:rFonts w:ascii="BRH Malayalam Extra" w:hAnsi="BRH Malayalam Extra" w:cs="BRH Malayalam Extra"/>
+                <w:sz w:val="34"/>
+                <w:szCs w:val="40"/>
+              </w:rPr>
+              <w:t>–</w:t>
+            </w:r>
+            <w:r>
+              <w:rPr>
+                <w:rFonts w:ascii="BRH Malayalam Extra" w:hAnsi="BRH Malayalam Extra" w:cs="BRH Malayalam Extra"/>
+                <w:sz w:val="40"/>
+                <w:szCs w:val="40"/>
+              </w:rPr>
+              <w:t>K¥jx˜J</w:t>
+            </w:r>
+          </w:p>
+        </w:tc>
+        <w:tc>
+          <w:tcPr>
+            <w:tcW w:w="5423" w:type="dxa"/>
+            <w:gridSpan w:val="2"/>
+            <w:tcBorders>
+              <w:top w:val="single" w:sz="4" w:space="0" w:color="000000"/>
+              <w:left w:val="single" w:sz="4" w:space="0" w:color="000000"/>
+              <w:bottom w:val="single" w:sz="4" w:space="0" w:color="000000"/>
+              <w:right w:val="single" w:sz="4" w:space="0" w:color="000000"/>
+            </w:tcBorders>
+          </w:tcPr>
+          <w:p>
+            <w:pPr>
+              <w:widowControl w:val="0"/>
+              <w:autoSpaceDE w:val="0"/>
+              <w:autoSpaceDN w:val="0"/>
+              <w:adjustRightInd w:val="0"/>
+              <w:spacing w:before="0" w:line="240" w:lineRule="auto"/>
+              <w:rPr>
+                <w:rFonts w:ascii="BRH Malayalam Extra" w:hAnsi="BRH Malayalam Extra" w:cs="BRH Malayalam Extra"/>
+                <w:sz w:val="40"/>
+                <w:szCs w:val="40"/>
+              </w:rPr>
+            </w:pPr>
+            <w:r>
+              <w:rPr>
+                <w:rFonts w:ascii="BRH Devanagari Extra" w:hAnsi="BRH Devanagari Extra" w:cs="BRH Malayalam Extra"/>
+                <w:sz w:val="32"/>
+                <w:szCs w:val="40"/>
+              </w:rPr>
+              <w:t>Æ</w:t>
+            </w:r>
+            <w:r>
+              <w:rPr>
+                <w:rFonts w:ascii="BRH Malayalam Extra" w:hAnsi="BRH Malayalam Extra" w:cs="BRH Malayalam Extra"/>
+                <w:sz w:val="40"/>
+                <w:szCs w:val="40"/>
+              </w:rPr>
+              <w:t>j—Çõ¡</w:t>
+            </w:r>
+            <w:r>
+              <w:rPr>
+                <w:rFonts w:ascii="BRH Malayalam Extra" w:hAnsi="BRH Malayalam Extra" w:cs="BRH Malayalam Extra"/>
+                <w:sz w:val="34"/>
+                <w:szCs w:val="40"/>
+              </w:rPr>
+              <w:t>–</w:t>
+            </w:r>
+            <w:r>
+              <w:rPr>
+                <w:rFonts w:ascii="BRH Malayalam Extra" w:hAnsi="BRH Malayalam Extra" w:cs="BRH Malayalam Extra"/>
+                <w:sz w:val="40"/>
+                <w:szCs w:val="40"/>
+              </w:rPr>
+              <w:t>h¥jx—</w:t>
+            </w:r>
+            <w:r>
+              <w:rPr>
+                <w:rFonts w:ascii="BRH Malayalam Extra" w:hAnsi="BRH Malayalam Extra" w:cs="BRH Malayalam Extra"/>
+                <w:sz w:val="40"/>
+                <w:szCs w:val="40"/>
+                <w:highlight w:val="green"/>
+              </w:rPr>
+              <w:t>¥k</w:t>
+            </w:r>
+            <w:r>
+              <w:rPr>
+                <w:rFonts w:ascii="BRH Malayalam Extra" w:hAnsi="BRH Malayalam Extra" w:cs="BRH Malayalam Extra"/>
+                <w:sz w:val="40"/>
+                <w:szCs w:val="40"/>
+              </w:rPr>
+              <w:t xml:space="preserve">¥hõx </w:t>
+            </w:r>
+          </w:p>
+          <w:p>
+            <w:pPr>
+              <w:widowControl w:val="0"/>
+              <w:autoSpaceDE w:val="0"/>
+              <w:autoSpaceDN w:val="0"/>
+              <w:adjustRightInd w:val="0"/>
+              <w:spacing w:before="0" w:line="240" w:lineRule="auto"/>
+              <w:rPr>
+                <w:rFonts w:ascii="BRH Devanagari Extra" w:hAnsi="BRH Devanagari Extra" w:cs="BRH Devanagari Extra"/>
+                <w:sz w:val="40"/>
+                <w:szCs w:val="40"/>
+              </w:rPr>
+            </w:pPr>
+            <w:r>
+              <w:rPr>
+                <w:rFonts w:ascii="BRH Malayalam Extra" w:hAnsi="BRH Malayalam Extra" w:cs="BRH Malayalam Extra"/>
+                <w:sz w:val="40"/>
+                <w:szCs w:val="40"/>
+              </w:rPr>
+              <w:t>¥mx</w:t>
+            </w:r>
+            <w:r>
+              <w:rPr>
+                <w:rFonts w:ascii="BRH Malayalam Extra" w:hAnsi="BRH Malayalam Extra" w:cs="BRH Malayalam Extra"/>
+                <w:sz w:val="34"/>
+                <w:szCs w:val="40"/>
+              </w:rPr>
+              <w:t>–</w:t>
+            </w:r>
+            <w:r>
+              <w:rPr>
+                <w:rFonts w:ascii="BRH Malayalam Extra" w:hAnsi="BRH Malayalam Extra" w:cs="BRH Malayalam Extra"/>
+                <w:sz w:val="40"/>
+                <w:szCs w:val="40"/>
+              </w:rPr>
+              <w:t>K¥jx˜J</w:t>
+            </w:r>
+          </w:p>
+        </w:tc>
+      </w:tr>
+      <w:tr>
+        <w:trPr>
+          <w:gridAfter w:val="1"/>
+          <w:wAfter w:w="46" w:type="dxa"/>
+          <w:trHeight w:val="1105"/>
+        </w:trPr>
+        <w:tc>
+          <w:tcPr>
+            <w:tcW w:w="3452" w:type="dxa"/>
+            <w:tcBorders>
+              <w:top w:val="single" w:sz="4" w:space="0" w:color="000000"/>
+              <w:left w:val="single" w:sz="4" w:space="0" w:color="000000"/>
+              <w:bottom w:val="single" w:sz="4" w:space="0" w:color="000000"/>
+              <w:right w:val="single" w:sz="4" w:space="0" w:color="000000"/>
+            </w:tcBorders>
+          </w:tcPr>
+          <w:p>
+            <w:pPr>
+              <w:widowControl w:val="0"/>
+              <w:autoSpaceDE w:val="0"/>
+              <w:autoSpaceDN w:val="0"/>
+              <w:adjustRightInd w:val="0"/>
+              <w:spacing w:before="0" w:line="240" w:lineRule="auto"/>
+              <w:rPr>
+                <w:rFonts w:cs="Arial"/>
+                <w:b/>
+                <w:bCs/>
+                <w:sz w:val="28"/>
+                <w:szCs w:val="28"/>
+              </w:rPr>
+            </w:pPr>
+            <w:r>
+              <w:rPr>
+                <w:rFonts w:cs="Arial"/>
+                <w:b/>
+                <w:bCs/>
+                <w:sz w:val="28"/>
+                <w:szCs w:val="28"/>
+              </w:rPr>
               <w:t>TS 7.</w:t>
             </w:r>
             <w:r>
@@ -1804,6 +2110,7 @@
                 <w:sz w:val="28"/>
                 <w:szCs w:val="28"/>
               </w:rPr>
+              <w:lastRenderedPageBreak/>
               <w:t>TS 7.5.</w:t>
             </w:r>
             <w:r>
@@ -2155,6 +2462,122 @@
                 <w:szCs w:val="28"/>
               </w:rPr>
             </w:pPr>
+            <w:r>
+              <w:rPr>
+                <w:rFonts w:cs="Arial"/>
+                <w:b/>
+                <w:bCs/>
+                <w:sz w:val="28"/>
+                <w:szCs w:val="28"/>
+              </w:rPr>
+              <w:t>TS 7.5.</w:t>
+            </w:r>
+            <w:r>
+              <w:rPr>
+                <w:rFonts w:cs="Arial"/>
+                <w:b/>
+                <w:bCs/>
+                <w:sz w:val="28"/>
+                <w:szCs w:val="28"/>
+              </w:rPr>
+              <w:t>8.3</w:t>
+            </w:r>
+            <w:r>
+              <w:rPr>
+                <w:rFonts w:cs="Arial"/>
+                <w:b/>
+                <w:bCs/>
+                <w:sz w:val="28"/>
+                <w:szCs w:val="28"/>
+              </w:rPr>
+              <w:t xml:space="preserve"> – Vaakyam</w:t>
+            </w:r>
+          </w:p>
+          <w:p>
+            <w:pPr>
+              <w:widowControl w:val="0"/>
+              <w:autoSpaceDE w:val="0"/>
+              <w:autoSpaceDN w:val="0"/>
+              <w:adjustRightInd w:val="0"/>
+              <w:spacing w:before="0" w:line="240" w:lineRule="auto"/>
+              <w:rPr>
+                <w:b/>
+                <w:sz w:val="28"/>
+                <w:szCs w:val="28"/>
+              </w:rPr>
+            </w:pPr>
+            <w:r>
+              <w:rPr>
+                <w:b/>
+                <w:sz w:val="28"/>
+                <w:szCs w:val="28"/>
+              </w:rPr>
+              <w:t xml:space="preserve">Line No. </w:t>
+            </w:r>
+            <w:r>
+              <w:rPr>
+                <w:b/>
+                <w:sz w:val="28"/>
+                <w:szCs w:val="28"/>
+              </w:rPr>
+              <w:t>–</w:t>
+            </w:r>
+            <w:r>
+              <w:rPr>
+                <w:b/>
+                <w:sz w:val="28"/>
+                <w:szCs w:val="28"/>
+              </w:rPr>
+              <w:t xml:space="preserve"> </w:t>
+            </w:r>
+            <w:r>
+              <w:rPr>
+                <w:b/>
+                <w:sz w:val="28"/>
+                <w:szCs w:val="28"/>
+              </w:rPr>
+              <w:t>3</w:t>
+            </w:r>
+          </w:p>
+          <w:p>
+            <w:pPr>
+              <w:widowControl w:val="0"/>
+              <w:autoSpaceDE w:val="0"/>
+              <w:autoSpaceDN w:val="0"/>
+              <w:adjustRightInd w:val="0"/>
+              <w:spacing w:before="0" w:line="240" w:lineRule="auto"/>
+              <w:rPr>
+                <w:rFonts w:cs="Arial"/>
+                <w:b/>
+                <w:bCs/>
+                <w:sz w:val="28"/>
+                <w:szCs w:val="28"/>
+              </w:rPr>
+            </w:pPr>
+            <w:r>
+              <w:rPr>
+                <w:b/>
+                <w:sz w:val="28"/>
+                <w:szCs w:val="28"/>
+              </w:rPr>
+              <w:t xml:space="preserve">Panchaati No. – </w:t>
+            </w:r>
+            <w:r>
+              <w:rPr>
+                <w:b/>
+                <w:sz w:val="28"/>
+                <w:szCs w:val="28"/>
+              </w:rPr>
+              <w:t>2</w:t>
+            </w:r>
+            <w:r>
+              <w:rPr>
+                <w:b/>
+                <w:sz w:val="28"/>
+                <w:szCs w:val="28"/>
+              </w:rPr>
+              <w:t>5</w:t>
+            </w:r>
           </w:p>
         </w:tc>
         <w:tc>
@@ -2181,6 +2604,39 @@
                 <w:szCs w:val="40"/>
               </w:rPr>
             </w:pPr>
+            <w:r>
+              <w:rPr>
+                <w:rFonts w:ascii="BRH Malayalam Extra" w:hAnsi="BRH Malayalam Extra" w:cs="BRH Malayalam Extra"/>
+                <w:sz w:val="40"/>
+                <w:szCs w:val="40"/>
+              </w:rPr>
+              <w:t>öeRx˜¤¤Zõ öe</w:t>
+            </w:r>
+            <w:r>
+              <w:rPr>
+                <w:rFonts w:ascii="BRH Malayalam Extra" w:hAnsi="BRH Malayalam Extra" w:cs="BRH Malayalam Extra"/>
+                <w:sz w:val="34"/>
+                <w:szCs w:val="40"/>
+              </w:rPr>
+              <w:t>–</w:t>
+            </w:r>
+            <w:r>
+              <w:rPr>
+                <w:rFonts w:ascii="BRH Malayalam Extra" w:hAnsi="BRH Malayalam Extra" w:cs="BRH Malayalam Extra"/>
+                <w:sz w:val="40"/>
+                <w:szCs w:val="40"/>
+                <w:highlight w:val="yellow"/>
+              </w:rPr>
+              <w:t>Rx—</w:t>
+            </w:r>
+            <w:r>
+              <w:rPr>
+                <w:rFonts w:ascii="BRH Malayalam Extra" w:hAnsi="BRH Malayalam Extra" w:cs="BRH Malayalam Extra"/>
+                <w:sz w:val="40"/>
+                <w:szCs w:val="40"/>
+              </w:rPr>
+              <w:t>eZyJ</w:t>
+            </w:r>
           </w:p>
         </w:tc>
         <w:tc>
@@ -2207,6 +2663,47 @@
                 <w:szCs w:val="40"/>
               </w:rPr>
             </w:pPr>
+            <w:r>
+              <w:rPr>
+                <w:rFonts w:ascii="BRH Malayalam Extra" w:hAnsi="BRH Malayalam Extra" w:cs="BRH Malayalam Extra"/>
+                <w:sz w:val="40"/>
+                <w:szCs w:val="40"/>
+              </w:rPr>
+              <w:t>öeRx˜¤¤Zõ öe</w:t>
+            </w:r>
+            <w:r>
+              <w:rPr>
+                <w:rFonts w:ascii="BRH Malayalam Extra" w:hAnsi="BRH Malayalam Extra" w:cs="BRH Malayalam Extra"/>
+                <w:sz w:val="34"/>
+                <w:szCs w:val="40"/>
+              </w:rPr>
+              <w:t>–</w:t>
+            </w:r>
+            <w:r>
+              <w:rPr>
+                <w:rFonts w:ascii="BRH Malayalam Extra" w:hAnsi="BRH Malayalam Extra" w:cs="BRH Malayalam Extra"/>
+                <w:sz w:val="40"/>
+                <w:szCs w:val="40"/>
+              </w:rPr>
+              <w:t>Rx</w:t>
+            </w:r>
+            <w:r>
+              <w:rPr>
+                <w:rFonts w:ascii="BRH Malayalam Extra" w:hAnsi="BRH Malayalam Extra" w:cs="BRH Malayalam Extra"/>
+                <w:sz w:val="40"/>
+                <w:szCs w:val="40"/>
+                <w:highlight w:val="green"/>
+              </w:rPr>
+              <w:t>e</w:t>
+            </w:r>
+            <w:r>
+              <w:rPr>
+                <w:rFonts w:ascii="BRH Malayalam Extra" w:hAnsi="BRH Malayalam Extra" w:cs="BRH Malayalam Extra"/>
+                <w:sz w:val="40"/>
+                <w:szCs w:val="40"/>
+              </w:rPr>
+              <w:t>—ZyJ</w:t>
+            </w:r>
           </w:p>
         </w:tc>
       </w:tr>
@@ -2791,39 +3288,17 @@
                 <w:sz w:val="28"/>
                 <w:szCs w:val="28"/>
               </w:rPr>
-              <w:t xml:space="preserve">Line No. </w:t>
-            </w:r>
-            <w:proofErr w:type="gramStart"/>
-            <w:r>
-              <w:rPr>
-                <w:rFonts w:cs="Arial"/>
-                <w:b/>
-                <w:bCs/>
-                <w:sz w:val="28"/>
-                <w:szCs w:val="28"/>
-              </w:rPr>
-              <w:t xml:space="preserve">-  </w:t>
-            </w:r>
-            <w:r>
-              <w:rPr>
-                <w:rFonts w:cs="Arial"/>
-                <w:b/>
-                <w:bCs/>
-                <w:sz w:val="28"/>
-                <w:szCs w:val="28"/>
-              </w:rPr>
-              <w:t>6</w:t>
-            </w:r>
-            <w:proofErr w:type="gramEnd"/>
-            <w:r>
-              <w:rPr>
-                <w:rFonts w:cs="Arial"/>
-                <w:b/>
-                <w:bCs/>
-                <w:sz w:val="28"/>
-                <w:szCs w:val="28"/>
-              </w:rPr>
-              <w:t xml:space="preserve"> &amp; 7</w:t>
+              <w:t xml:space="preserve">Line No. -  </w:t>
+            </w:r>
+            <w:r>
+              <w:rPr>
+                <w:rFonts w:cs="Arial"/>
+                <w:b/>
+                <w:bCs/>
+                <w:sz w:val="28"/>
+                <w:szCs w:val="28"/>
+              </w:rPr>
+              <w:t>6 &amp; 7</w:t>
             </w:r>
           </w:p>
           <w:p>
@@ -3558,6 +4033,7 @@
                 <w:sz w:val="28"/>
                 <w:szCs w:val="28"/>
               </w:rPr>
+              <w:lastRenderedPageBreak/>
               <w:t>P</w:t>
             </w:r>
             <w:r>
@@ -3608,6 +4084,7 @@
                 <w:szCs w:val="40"/>
                 <w:highlight w:val="yellow"/>
               </w:rPr>
+              <w:lastRenderedPageBreak/>
               <w:t>h</w:t>
             </w:r>
             <w:r>
@@ -3918,7 +4395,6 @@
                 <w:sz w:val="28"/>
                 <w:szCs w:val="28"/>
               </w:rPr>
-              <w:lastRenderedPageBreak/>
               <w:t xml:space="preserve">Panchaati No. - </w:t>
             </w:r>
             <w:r>
@@ -3977,7 +4453,6 @@
                 <w:sz w:val="40"/>
                 <w:szCs w:val="40"/>
               </w:rPr>
-              <w:lastRenderedPageBreak/>
               <w:t>G</w:t>
             </w:r>
             <w:r>
@@ -5714,6 +6189,7 @@
                 <w:sz w:val="28"/>
                 <w:szCs w:val="28"/>
               </w:rPr>
+              <w:lastRenderedPageBreak/>
               <w:t>TS 7.1.11.1 – Vaakyam</w:t>
             </w:r>
           </w:p>
@@ -5976,7 +6452,6 @@
                 <w:sz w:val="28"/>
                 <w:szCs w:val="28"/>
               </w:rPr>
-              <w:lastRenderedPageBreak/>
               <w:t>TS 7.1.15.1 – Vaakyam</w:t>
             </w:r>
           </w:p>
@@ -6610,14 +7085,7 @@
               <w:rPr>
                 <w:bCs/>
               </w:rPr>
-              <w:t xml:space="preserve">We </w:t>
-            </w:r>
-            <w:proofErr w:type="gramStart"/>
-            <w:r>
-              <w:rPr>
-                <w:bCs/>
-              </w:rPr>
-              <w:t xml:space="preserve">Uploaded </w:t>
+              <w:t xml:space="preserve">We Uploaded </w:t>
             </w:r>
             <w:r>
               <w:rPr>
@@ -6629,14 +7097,7 @@
               <w:rPr>
                 <w:bCs/>
               </w:rPr>
-              <w:t>“</w:t>
-            </w:r>
-            <w:proofErr w:type="gramEnd"/>
-            <w:r>
-              <w:rPr>
-                <w:bCs/>
-              </w:rPr>
-              <w:t>TS 7</w:t>
+              <w:t>“TS 7</w:t>
             </w:r>
             <w:r>
               <w:rPr>
@@ -6723,21 +7184,7 @@
               <w:rPr>
                 <w:bCs/>
               </w:rPr>
-              <w:t xml:space="preserve">We will be </w:t>
-            </w:r>
-            <w:proofErr w:type="gramStart"/>
-            <w:r>
-              <w:rPr>
-                <w:bCs/>
-              </w:rPr>
-              <w:t>uploading  a</w:t>
-            </w:r>
-            <w:proofErr w:type="gramEnd"/>
-            <w:r>
-              <w:rPr>
-                <w:bCs/>
-              </w:rPr>
-              <w:t xml:space="preserve"> new file on 22.04.2020 with due correction.  Please note here that We have not changed the file date and kept the date </w:t>
+              <w:t xml:space="preserve">We will be uploading  a new file on 22.04.2020 with due correction.  Please note here that We have not changed the file date and kept the date </w:t>
             </w:r>
             <w:r>
               <w:rPr>
@@ -7710,6 +8157,7 @@
                 <w:sz w:val="28"/>
                 <w:szCs w:val="28"/>
               </w:rPr>
+              <w:lastRenderedPageBreak/>
               <w:t>TS 7.4.2.1 – Vaakyam</w:t>
             </w:r>
           </w:p>
@@ -7935,7 +8383,6 @@
                 <w:sz w:val="28"/>
                 <w:szCs w:val="28"/>
               </w:rPr>
-              <w:lastRenderedPageBreak/>
               <w:t>TS 7.5.1.3 – Vaakyam</w:t>
             </w:r>
           </w:p>
@@ -8558,14 +9005,7 @@
               <w:rPr>
                 <w:bCs/>
               </w:rPr>
-              <w:t xml:space="preserve">We </w:t>
-            </w:r>
-            <w:proofErr w:type="gramStart"/>
-            <w:r>
-              <w:rPr>
-                <w:bCs/>
-              </w:rPr>
-              <w:t xml:space="preserve">Uploaded </w:t>
+              <w:t xml:space="preserve">We Uploaded </w:t>
             </w:r>
             <w:r>
               <w:rPr>
@@ -8577,14 +9017,7 @@
               <w:rPr>
                 <w:bCs/>
               </w:rPr>
-              <w:t>“</w:t>
-            </w:r>
-            <w:proofErr w:type="gramEnd"/>
-            <w:r>
-              <w:rPr>
-                <w:bCs/>
-              </w:rPr>
-              <w:t>TS 7</w:t>
+              <w:t>“TS 7</w:t>
             </w:r>
             <w:r>
               <w:rPr>
@@ -8659,21 +9092,7 @@
               <w:rPr>
                 <w:bCs/>
               </w:rPr>
-              <w:t xml:space="preserve">We will be </w:t>
-            </w:r>
-            <w:proofErr w:type="gramStart"/>
-            <w:r>
-              <w:rPr>
-                <w:bCs/>
-              </w:rPr>
-              <w:t>uploading  a</w:t>
-            </w:r>
-            <w:proofErr w:type="gramEnd"/>
-            <w:r>
-              <w:rPr>
-                <w:bCs/>
-              </w:rPr>
-              <w:t xml:space="preserve"> new file on 22.04.2020 with due correction.  Please note here that We have not changed the file date and kept the date as 31.03.2020.</w:t>
+              <w:t>We will be uploading  a new file on 22.04.2020 with due correction.  Please note here that We have not changed the file date and kept the date as 31.03.2020.</w:t>
             </w:r>
           </w:p>
         </w:tc>
@@ -10272,7 +10691,6 @@
                 <w:lang w:bidi="ta-IN"/>
               </w:rPr>
             </w:pPr>
-            <w:proofErr w:type="gramStart"/>
             <w:r>
               <w:rPr>
                 <w:rFonts w:ascii="BRH Malayalam Extra" w:hAnsi="BRH Malayalam Extra" w:cs="BRH Malayalam Extra"/>
@@ -10284,7 +10702,6 @@
               </w:rPr>
               <w:t>( )</w:t>
             </w:r>
-            <w:proofErr w:type="gramEnd"/>
             <w:r>
               <w:rPr>
                 <w:rFonts w:ascii="BRH Malayalam Extra" w:hAnsi="BRH Malayalam Extra" w:cs="BRH Malayalam Extra"/>
@@ -10432,7 +10849,6 @@
                 <w:lang w:bidi="ta-IN"/>
               </w:rPr>
             </w:pPr>
-            <w:proofErr w:type="gramStart"/>
             <w:r>
               <w:rPr>
                 <w:rFonts w:ascii="BRH Malayalam Extra" w:hAnsi="BRH Malayalam Extra" w:cs="BRH Malayalam Extra"/>
@@ -10444,7 +10860,6 @@
               </w:rPr>
               <w:t>( )</w:t>
             </w:r>
-            <w:proofErr w:type="gramEnd"/>
             <w:r>
               <w:rPr>
                 <w:rFonts w:ascii="BRH Malayalam Extra" w:hAnsi="BRH Malayalam Extra" w:cs="BRH Malayalam Extra"/>
@@ -10827,19 +11242,8 @@
                 <w:sz w:val="28"/>
                 <w:szCs w:val="28"/>
               </w:rPr>
-              <w:t>2</w:t>
-            </w:r>
-            <w:proofErr w:type="gramStart"/>
-            <w:r>
-              <w:rPr>
-                <w:b/>
-                <w:bCs/>
-                <w:sz w:val="28"/>
-                <w:szCs w:val="28"/>
-              </w:rPr>
-              <w:t>nd  Line</w:t>
-            </w:r>
-            <w:proofErr w:type="gramEnd"/>
+              <w:t>2nd  Line</w:t>
+            </w:r>
           </w:p>
         </w:tc>
         <w:tc>
@@ -11216,19 +11620,8 @@
                 <w:sz w:val="28"/>
                 <w:szCs w:val="28"/>
               </w:rPr>
-              <w:t>9</w:t>
-            </w:r>
-            <w:proofErr w:type="gramStart"/>
-            <w:r>
-              <w:rPr>
-                <w:b/>
-                <w:bCs/>
-                <w:sz w:val="28"/>
-                <w:szCs w:val="28"/>
-              </w:rPr>
-              <w:t>th  Line</w:t>
-            </w:r>
-            <w:proofErr w:type="gramEnd"/>
+              <w:t>9th  Line</w:t>
+            </w:r>
           </w:p>
         </w:tc>
         <w:tc>
@@ -14148,7 +14541,6 @@
         </w:rPr>
         <w:t>– Observed till 5</w:t>
       </w:r>
-      <w:proofErr w:type="gramStart"/>
       <w:r>
         <w:rPr>
           <w:b/>
@@ -14168,18 +14560,7 @@
           <w:szCs w:val="32"/>
           <w:u w:val="single"/>
         </w:rPr>
-        <w:t xml:space="preserve">  October</w:t>
-      </w:r>
-      <w:proofErr w:type="gramEnd"/>
-      <w:r>
-        <w:rPr>
-          <w:b/>
-          <w:bCs/>
-          <w:sz w:val="32"/>
-          <w:szCs w:val="32"/>
-          <w:u w:val="single"/>
-        </w:rPr>
-        <w:t xml:space="preserve"> 2018</w:t>
+        <w:t xml:space="preserve">  October 2018</w:t>
       </w:r>
     </w:p>
     <w:p>
@@ -15378,7 +15759,7 @@
 </file>
 
 <file path=word/endnotes.xml><?xml version="1.0" encoding="utf-8"?>
-<w:endnotes xmlns:wpc="http://schemas.microsoft.com/office/word/2010/wordprocessingCanvas" xmlns:cx="http://schemas.microsoft.com/office/drawing/2014/chartex" xmlns:cx1="http://schemas.microsoft.com/office/drawing/2015/9/8/chartex" xmlns:cx2="http://schemas.microsoft.com/office/drawing/2015/10/21/chartex" xmlns:cx3="http://schemas.microsoft.com/office/drawing/2016/5/9/chartex" xmlns:cx4="http://schemas.microsoft.com/office/drawing/2016/5/10/chartex" xmlns:cx5="http://schemas.microsoft.com/office/drawing/2016/5/11/chartex" xmlns:cx6="http://schemas.microsoft.com/office/drawing/2016/5/12/chartex" xmlns:cx7="http://schemas.microsoft.com/office/drawing/2016/5/13/chartex" xmlns:cx8="http://schemas.microsoft.com/office/drawing/2016/5/14/chartex" xmlns:mc="http://schemas.openxmlformats.org/markup-compatibility/2006" xmlns:aink="http://schemas.microsoft.com/office/drawing/2016/ink" xmlns:am3d="http://schemas.microsoft.com/office/drawing/2017/model3d" xmlns:o="urn:schemas-microsoft-com:office:office" xmlns:oel="http://schemas.microsoft.com/office/2019/extlst" xmlns:r="http://schemas.openxmlformats.org/officeDocument/2006/relationships" xmlns:m="http://schemas.openxmlformats.org/officeDocument/2006/math" xmlns:v="urn:schemas-microsoft-com:vml" xmlns:wp14="http://schemas.microsoft.com/office/word/2010/wordprocessingDrawing" xmlns:wp="http://schemas.openxmlformats.org/drawingml/2006/wordprocessingDrawing" xmlns:w10="urn:schemas-microsoft-com:office:word" xmlns:w="http://schemas.openxmlformats.org/wordprocessingml/2006/main" xmlns:w14="http://schemas.microsoft.com/office/word/2010/wordml" xmlns:w15="http://schemas.microsoft.com/office/word/2012/wordml" xmlns:w16cex="http://schemas.microsoft.com/office/word/2018/wordml/cex" xmlns:w16cid="http://schemas.microsoft.com/office/word/2016/wordml/cid" xmlns:w16="http://schemas.microsoft.com/office/word/2018/wordml" xmlns:w16du="http://schemas.microsoft.com/office/word/2023/wordml/word16du" xmlns:w16sdtdh="http://schemas.microsoft.com/office/word/2020/wordml/sdtdatahash" xmlns:w16sdtfl="http://schemas.microsoft.com/office/word/2024/wordml/sdtformatlock" xmlns:w16se="http://schemas.microsoft.com/office/word/2015/wordml/symex" xmlns:wpg="http://schemas.microsoft.com/office/word/2010/wordprocessingGroup" xmlns:wpi="http://schemas.microsoft.com/office/word/2010/wordprocessingInk" xmlns:wne="http://schemas.microsoft.com/office/word/2006/wordml" xmlns:wps="http://schemas.microsoft.com/office/word/2010/wordprocessingShape" mc:Ignorable="w14 w15 w16se w16cid w16 w16cex w16sdtdh w16sdtfl w16du wp14">
+<w:endnotes xmlns:wpc="http://schemas.microsoft.com/office/word/2010/wordprocessingCanvas" xmlns:cx="http://schemas.microsoft.com/office/drawing/2014/chartex" xmlns:cx1="http://schemas.microsoft.com/office/drawing/2015/9/8/chartex" xmlns:cx2="http://schemas.microsoft.com/office/drawing/2015/10/21/chartex" xmlns:cx3="http://schemas.microsoft.com/office/drawing/2016/5/9/chartex" xmlns:cx4="http://schemas.microsoft.com/office/drawing/2016/5/10/chartex" xmlns:cx5="http://schemas.microsoft.com/office/drawing/2016/5/11/chartex" xmlns:cx6="http://schemas.microsoft.com/office/drawing/2016/5/12/chartex" xmlns:cx7="http://schemas.microsoft.com/office/drawing/2016/5/13/chartex" xmlns:cx8="http://schemas.microsoft.com/office/drawing/2016/5/14/chartex" xmlns:mc="http://schemas.openxmlformats.org/markup-compatibility/2006" xmlns:aink="http://schemas.microsoft.com/office/drawing/2016/ink" xmlns:am3d="http://schemas.microsoft.com/office/drawing/2017/model3d" xmlns:o="urn:schemas-microsoft-com:office:office" xmlns:oel="http://schemas.microsoft.com/office/2019/extlst" xmlns:r="http://schemas.openxmlformats.org/officeDocument/2006/relationships" xmlns:m="http://schemas.openxmlformats.org/officeDocument/2006/math" xmlns:v="urn:schemas-microsoft-com:vml" xmlns:wp14="http://schemas.microsoft.com/office/word/2010/wordprocessingDrawing" xmlns:wp="http://schemas.openxmlformats.org/drawingml/2006/wordprocessingDrawing" xmlns:w10="urn:schemas-microsoft-com:office:word" xmlns:w="http://schemas.openxmlformats.org/wordprocessingml/2006/main" xmlns:w14="http://schemas.microsoft.com/office/word/2010/wordml" xmlns:w15="http://schemas.microsoft.com/office/word/2012/wordml" xmlns:w16cei="http://schemas.microsoft.com/office/word/2026/wordml/cei" xmlns:w16cex="http://schemas.microsoft.com/office/word/2018/wordml/cex" xmlns:w16cid="http://schemas.microsoft.com/office/word/2016/wordml/cid" xmlns:w16="http://schemas.microsoft.com/office/word/2018/wordml" xmlns:w16du="http://schemas.microsoft.com/office/word/2023/wordml/word16du" xmlns:w16sdtdh="http://schemas.microsoft.com/office/word/2020/wordml/sdtdatahash" xmlns:w16sdtfl="http://schemas.microsoft.com/office/word/2024/wordml/sdtformatlock" xmlns:w16se="http://schemas.microsoft.com/office/word/2015/wordml/symex" xmlns:wpg="http://schemas.microsoft.com/office/word/2010/wordprocessingGroup" xmlns:wpi="http://schemas.microsoft.com/office/word/2010/wordprocessingInk" xmlns:wne="http://schemas.microsoft.com/office/word/2006/wordml" xmlns:wps="http://schemas.microsoft.com/office/word/2010/wordprocessingShape" mc:Ignorable="w14 w15 w16se w16cid w16 w16cex w16sdtdh w16sdtfl w16du wp14">
   <w:endnote w:type="separator" w:id="-1">
     <w:p>
       <w:pPr>
@@ -15403,7 +15784,7 @@
 </file>
 
 <file path=word/footer1.xml><?xml version="1.0" encoding="utf-8"?>
-<w:ftr xmlns:wpc="http://schemas.microsoft.com/office/word/2010/wordprocessingCanvas" xmlns:cx="http://schemas.microsoft.com/office/drawing/2014/chartex" xmlns:cx1="http://schemas.microsoft.com/office/drawing/2015/9/8/chartex" xmlns:cx2="http://schemas.microsoft.com/office/drawing/2015/10/21/chartex" xmlns:cx3="http://schemas.microsoft.com/office/drawing/2016/5/9/chartex" xmlns:cx4="http://schemas.microsoft.com/office/drawing/2016/5/10/chartex" xmlns:cx5="http://schemas.microsoft.com/office/drawing/2016/5/11/chartex" xmlns:cx6="http://schemas.microsoft.com/office/drawing/2016/5/12/chartex" xmlns:cx7="http://schemas.microsoft.com/office/drawing/2016/5/13/chartex" xmlns:cx8="http://schemas.microsoft.com/office/drawing/2016/5/14/chartex" xmlns:mc="http://schemas.openxmlformats.org/markup-compatibility/2006" xmlns:aink="http://schemas.microsoft.com/office/drawing/2016/ink" xmlns:am3d="http://schemas.microsoft.com/office/drawing/2017/model3d" xmlns:o="urn:schemas-microsoft-com:office:office" xmlns:oel="http://schemas.microsoft.com/office/2019/extlst" xmlns:r="http://schemas.openxmlformats.org/officeDocument/2006/relationships" xmlns:m="http://schemas.openxmlformats.org/officeDocument/2006/math" xmlns:v="urn:schemas-microsoft-com:vml" xmlns:wp14="http://schemas.microsoft.com/office/word/2010/wordprocessingDrawing" xmlns:wp="http://schemas.openxmlformats.org/drawingml/2006/wordprocessingDrawing" xmlns:w10="urn:schemas-microsoft-com:office:word" xmlns:w="http://schemas.openxmlformats.org/wordprocessingml/2006/main" xmlns:w14="http://schemas.microsoft.com/office/word/2010/wordml" xmlns:w15="http://schemas.microsoft.com/office/word/2012/wordml" xmlns:w16cex="http://schemas.microsoft.com/office/word/2018/wordml/cex" xmlns:w16cid="http://schemas.microsoft.com/office/word/2016/wordml/cid" xmlns:w16="http://schemas.microsoft.com/office/word/2018/wordml" xmlns:w16du="http://schemas.microsoft.com/office/word/2023/wordml/word16du" xmlns:w16sdtdh="http://schemas.microsoft.com/office/word/2020/wordml/sdtdatahash" xmlns:w16sdtfl="http://schemas.microsoft.com/office/word/2024/wordml/sdtformatlock" xmlns:w16se="http://schemas.microsoft.com/office/word/2015/wordml/symex" xmlns:wpg="http://schemas.microsoft.com/office/word/2010/wordprocessingGroup" xmlns:wpi="http://schemas.microsoft.com/office/word/2010/wordprocessingInk" xmlns:wne="http://schemas.microsoft.com/office/word/2006/wordml" xmlns:wps="http://schemas.microsoft.com/office/word/2010/wordprocessingShape" mc:Ignorable="w14 w15 w16se w16cid w16 w16cex w16sdtdh w16sdtfl w16du wp14">
+<w:ftr xmlns:wpc="http://schemas.microsoft.com/office/word/2010/wordprocessingCanvas" xmlns:cx="http://schemas.microsoft.com/office/drawing/2014/chartex" xmlns:cx1="http://schemas.microsoft.com/office/drawing/2015/9/8/chartex" xmlns:cx2="http://schemas.microsoft.com/office/drawing/2015/10/21/chartex" xmlns:cx3="http://schemas.microsoft.com/office/drawing/2016/5/9/chartex" xmlns:cx4="http://schemas.microsoft.com/office/drawing/2016/5/10/chartex" xmlns:cx5="http://schemas.microsoft.com/office/drawing/2016/5/11/chartex" xmlns:cx6="http://schemas.microsoft.com/office/drawing/2016/5/12/chartex" xmlns:cx7="http://schemas.microsoft.com/office/drawing/2016/5/13/chartex" xmlns:cx8="http://schemas.microsoft.com/office/drawing/2016/5/14/chartex" xmlns:mc="http://schemas.openxmlformats.org/markup-compatibility/2006" xmlns:aink="http://schemas.microsoft.com/office/drawing/2016/ink" xmlns:am3d="http://schemas.microsoft.com/office/drawing/2017/model3d" xmlns:o="urn:schemas-microsoft-com:office:office" xmlns:oel="http://schemas.microsoft.com/office/2019/extlst" xmlns:r="http://schemas.openxmlformats.org/officeDocument/2006/relationships" xmlns:m="http://schemas.openxmlformats.org/officeDocument/2006/math" xmlns:v="urn:schemas-microsoft-com:vml" xmlns:wp14="http://schemas.microsoft.com/office/word/2010/wordprocessingDrawing" xmlns:wp="http://schemas.openxmlformats.org/drawingml/2006/wordprocessingDrawing" xmlns:w10="urn:schemas-microsoft-com:office:word" xmlns:w="http://schemas.openxmlformats.org/wordprocessingml/2006/main" xmlns:w14="http://schemas.microsoft.com/office/word/2010/wordml" xmlns:w15="http://schemas.microsoft.com/office/word/2012/wordml" xmlns:w16cei="http://schemas.microsoft.com/office/word/2026/wordml/cei" xmlns:w16cex="http://schemas.microsoft.com/office/word/2018/wordml/cex" xmlns:w16cid="http://schemas.microsoft.com/office/word/2016/wordml/cid" xmlns:w16="http://schemas.microsoft.com/office/word/2018/wordml" xmlns:w16du="http://schemas.microsoft.com/office/word/2023/wordml/word16du" xmlns:w16sdtdh="http://schemas.microsoft.com/office/word/2020/wordml/sdtdatahash" xmlns:w16sdtfl="http://schemas.microsoft.com/office/word/2024/wordml/sdtformatlock" xmlns:w16se="http://schemas.microsoft.com/office/word/2015/wordml/symex" xmlns:wpg="http://schemas.microsoft.com/office/word/2010/wordprocessingGroup" xmlns:wpi="http://schemas.microsoft.com/office/word/2010/wordprocessingInk" xmlns:wne="http://schemas.microsoft.com/office/word/2006/wordml" xmlns:wps="http://schemas.microsoft.com/office/word/2010/wordprocessingShape" mc:Ignorable="w14 w15 w16se w16cid w16 w16cex w16sdtdh w16sdtfl w16du wp14">
   <w:p>
     <w:pPr>
       <w:pBdr>
@@ -15584,7 +15965,7 @@
 </file>
 
 <file path=word/footer2.xml><?xml version="1.0" encoding="utf-8"?>
-<w:ftr xmlns:wpc="http://schemas.microsoft.com/office/word/2010/wordprocessingCanvas" xmlns:cx="http://schemas.microsoft.com/office/drawing/2014/chartex" xmlns:cx1="http://schemas.microsoft.com/office/drawing/2015/9/8/chartex" xmlns:cx2="http://schemas.microsoft.com/office/drawing/2015/10/21/chartex" xmlns:cx3="http://schemas.microsoft.com/office/drawing/2016/5/9/chartex" xmlns:cx4="http://schemas.microsoft.com/office/drawing/2016/5/10/chartex" xmlns:cx5="http://schemas.microsoft.com/office/drawing/2016/5/11/chartex" xmlns:cx6="http://schemas.microsoft.com/office/drawing/2016/5/12/chartex" xmlns:cx7="http://schemas.microsoft.com/office/drawing/2016/5/13/chartex" xmlns:cx8="http://schemas.microsoft.com/office/drawing/2016/5/14/chartex" xmlns:mc="http://schemas.openxmlformats.org/markup-compatibility/2006" xmlns:aink="http://schemas.microsoft.com/office/drawing/2016/ink" xmlns:am3d="http://schemas.microsoft.com/office/drawing/2017/model3d" xmlns:o="urn:schemas-microsoft-com:office:office" xmlns:oel="http://schemas.microsoft.com/office/2019/extlst" xmlns:r="http://schemas.openxmlformats.org/officeDocument/2006/relationships" xmlns:m="http://schemas.openxmlformats.org/officeDocument/2006/math" xmlns:v="urn:schemas-microsoft-com:vml" xmlns:wp14="http://schemas.microsoft.com/office/word/2010/wordprocessingDrawing" xmlns:wp="http://schemas.openxmlformats.org/drawingml/2006/wordprocessingDrawing" xmlns:w10="urn:schemas-microsoft-com:office:word" xmlns:w="http://schemas.openxmlformats.org/wordprocessingml/2006/main" xmlns:w14="http://schemas.microsoft.com/office/word/2010/wordml" xmlns:w15="http://schemas.microsoft.com/office/word/2012/wordml" xmlns:w16cex="http://schemas.microsoft.com/office/word/2018/wordml/cex" xmlns:w16cid="http://schemas.microsoft.com/office/word/2016/wordml/cid" xmlns:w16="http://schemas.microsoft.com/office/word/2018/wordml" xmlns:w16du="http://schemas.microsoft.com/office/word/2023/wordml/word16du" xmlns:w16sdtdh="http://schemas.microsoft.com/office/word/2020/wordml/sdtdatahash" xmlns:w16sdtfl="http://schemas.microsoft.com/office/word/2024/wordml/sdtformatlock" xmlns:w16se="http://schemas.microsoft.com/office/word/2015/wordml/symex" xmlns:wpg="http://schemas.microsoft.com/office/word/2010/wordprocessingGroup" xmlns:wpi="http://schemas.microsoft.com/office/word/2010/wordprocessingInk" xmlns:wne="http://schemas.microsoft.com/office/word/2006/wordml" xmlns:wps="http://schemas.microsoft.com/office/word/2010/wordprocessingShape" mc:Ignorable="w14 w15 w16se w16cid w16 w16cex w16sdtdh w16sdtfl w16du wp14">
+<w:ftr xmlns:wpc="http://schemas.microsoft.com/office/word/2010/wordprocessingCanvas" xmlns:cx="http://schemas.microsoft.com/office/drawing/2014/chartex" xmlns:cx1="http://schemas.microsoft.com/office/drawing/2015/9/8/chartex" xmlns:cx2="http://schemas.microsoft.com/office/drawing/2015/10/21/chartex" xmlns:cx3="http://schemas.microsoft.com/office/drawing/2016/5/9/chartex" xmlns:cx4="http://schemas.microsoft.com/office/drawing/2016/5/10/chartex" xmlns:cx5="http://schemas.microsoft.com/office/drawing/2016/5/11/chartex" xmlns:cx6="http://schemas.microsoft.com/office/drawing/2016/5/12/chartex" xmlns:cx7="http://schemas.microsoft.com/office/drawing/2016/5/13/chartex" xmlns:cx8="http://schemas.microsoft.com/office/drawing/2016/5/14/chartex" xmlns:mc="http://schemas.openxmlformats.org/markup-compatibility/2006" xmlns:aink="http://schemas.microsoft.com/office/drawing/2016/ink" xmlns:am3d="http://schemas.microsoft.com/office/drawing/2017/model3d" xmlns:o="urn:schemas-microsoft-com:office:office" xmlns:oel="http://schemas.microsoft.com/office/2019/extlst" xmlns:r="http://schemas.openxmlformats.org/officeDocument/2006/relationships" xmlns:m="http://schemas.openxmlformats.org/officeDocument/2006/math" xmlns:v="urn:schemas-microsoft-com:vml" xmlns:wp14="http://schemas.microsoft.com/office/word/2010/wordprocessingDrawing" xmlns:wp="http://schemas.openxmlformats.org/drawingml/2006/wordprocessingDrawing" xmlns:w10="urn:schemas-microsoft-com:office:word" xmlns:w="http://schemas.openxmlformats.org/wordprocessingml/2006/main" xmlns:w14="http://schemas.microsoft.com/office/word/2010/wordml" xmlns:w15="http://schemas.microsoft.com/office/word/2012/wordml" xmlns:w16cei="http://schemas.microsoft.com/office/word/2026/wordml/cei" xmlns:w16cex="http://schemas.microsoft.com/office/word/2018/wordml/cex" xmlns:w16cid="http://schemas.microsoft.com/office/word/2016/wordml/cid" xmlns:w16="http://schemas.microsoft.com/office/word/2018/wordml" xmlns:w16du="http://schemas.microsoft.com/office/word/2023/wordml/word16du" xmlns:w16sdtdh="http://schemas.microsoft.com/office/word/2020/wordml/sdtdatahash" xmlns:w16sdtfl="http://schemas.microsoft.com/office/word/2024/wordml/sdtformatlock" xmlns:w16se="http://schemas.microsoft.com/office/word/2015/wordml/symex" xmlns:wpg="http://schemas.microsoft.com/office/word/2010/wordprocessingGroup" xmlns:wpi="http://schemas.microsoft.com/office/word/2010/wordprocessingInk" xmlns:wne="http://schemas.microsoft.com/office/word/2006/wordml" xmlns:wps="http://schemas.microsoft.com/office/word/2010/wordprocessingShape" mc:Ignorable="w14 w15 w16se w16cid w16 w16cex w16sdtdh w16sdtfl w16du wp14">
   <w:p>
     <w:pPr>
       <w:pBdr>
@@ -15779,7 +16160,7 @@
 </file>
 
 <file path=word/footnotes.xml><?xml version="1.0" encoding="utf-8"?>
-<w:footnotes xmlns:wpc="http://schemas.microsoft.com/office/word/2010/wordprocessingCanvas" xmlns:cx="http://schemas.microsoft.com/office/drawing/2014/chartex" xmlns:cx1="http://schemas.microsoft.com/office/drawing/2015/9/8/chartex" xmlns:cx2="http://schemas.microsoft.com/office/drawing/2015/10/21/chartex" xmlns:cx3="http://schemas.microsoft.com/office/drawing/2016/5/9/chartex" xmlns:cx4="http://schemas.microsoft.com/office/drawing/2016/5/10/chartex" xmlns:cx5="http://schemas.microsoft.com/office/drawing/2016/5/11/chartex" xmlns:cx6="http://schemas.microsoft.com/office/drawing/2016/5/12/chartex" xmlns:cx7="http://schemas.microsoft.com/office/drawing/2016/5/13/chartex" xmlns:cx8="http://schemas.microsoft.com/office/drawing/2016/5/14/chartex" xmlns:mc="http://schemas.openxmlformats.org/markup-compatibility/2006" xmlns:aink="http://schemas.microsoft.com/office/drawing/2016/ink" xmlns:am3d="http://schemas.microsoft.com/office/drawing/2017/model3d" xmlns:o="urn:schemas-microsoft-com:office:office" xmlns:oel="http://schemas.microsoft.com/office/2019/extlst" xmlns:r="http://schemas.openxmlformats.org/officeDocument/2006/relationships" xmlns:m="http://schemas.openxmlformats.org/officeDocument/2006/math" xmlns:v="urn:schemas-microsoft-com:vml" xmlns:wp14="http://schemas.microsoft.com/office/word/2010/wordprocessingDrawing" xmlns:wp="http://schemas.openxmlformats.org/drawingml/2006/wordprocessingDrawing" xmlns:w10="urn:schemas-microsoft-com:office:word" xmlns:w="http://schemas.openxmlformats.org/wordprocessingml/2006/main" xmlns:w14="http://schemas.microsoft.com/office/word/2010/wordml" xmlns:w15="http://schemas.microsoft.com/office/word/2012/wordml" xmlns:w16cex="http://schemas.microsoft.com/office/word/2018/wordml/cex" xmlns:w16cid="http://schemas.microsoft.com/office/word/2016/wordml/cid" xmlns:w16="http://schemas.microsoft.com/office/word/2018/wordml" xmlns:w16du="http://schemas.microsoft.com/office/word/2023/wordml/word16du" xmlns:w16sdtdh="http://schemas.microsoft.com/office/word/2020/wordml/sdtdatahash" xmlns:w16sdtfl="http://schemas.microsoft.com/office/word/2024/wordml/sdtformatlock" xmlns:w16se="http://schemas.microsoft.com/office/word/2015/wordml/symex" xmlns:wpg="http://schemas.microsoft.com/office/word/2010/wordprocessingGroup" xmlns:wpi="http://schemas.microsoft.com/office/word/2010/wordprocessingInk" xmlns:wne="http://schemas.microsoft.com/office/word/2006/wordml" xmlns:wps="http://schemas.microsoft.com/office/word/2010/wordprocessingShape" mc:Ignorable="w14 w15 w16se w16cid w16 w16cex w16sdtdh w16sdtfl w16du wp14">
+<w:footnotes xmlns:wpc="http://schemas.microsoft.com/office/word/2010/wordprocessingCanvas" xmlns:cx="http://schemas.microsoft.com/office/drawing/2014/chartex" xmlns:cx1="http://schemas.microsoft.com/office/drawing/2015/9/8/chartex" xmlns:cx2="http://schemas.microsoft.com/office/drawing/2015/10/21/chartex" xmlns:cx3="http://schemas.microsoft.com/office/drawing/2016/5/9/chartex" xmlns:cx4="http://schemas.microsoft.com/office/drawing/2016/5/10/chartex" xmlns:cx5="http://schemas.microsoft.com/office/drawing/2016/5/11/chartex" xmlns:cx6="http://schemas.microsoft.com/office/drawing/2016/5/12/chartex" xmlns:cx7="http://schemas.microsoft.com/office/drawing/2016/5/13/chartex" xmlns:cx8="http://schemas.microsoft.com/office/drawing/2016/5/14/chartex" xmlns:mc="http://schemas.openxmlformats.org/markup-compatibility/2006" xmlns:aink="http://schemas.microsoft.com/office/drawing/2016/ink" xmlns:am3d="http://schemas.microsoft.com/office/drawing/2017/model3d" xmlns:o="urn:schemas-microsoft-com:office:office" xmlns:oel="http://schemas.microsoft.com/office/2019/extlst" xmlns:r="http://schemas.openxmlformats.org/officeDocument/2006/relationships" xmlns:m="http://schemas.openxmlformats.org/officeDocument/2006/math" xmlns:v="urn:schemas-microsoft-com:vml" xmlns:wp14="http://schemas.microsoft.com/office/word/2010/wordprocessingDrawing" xmlns:wp="http://schemas.openxmlformats.org/drawingml/2006/wordprocessingDrawing" xmlns:w10="urn:schemas-microsoft-com:office:word" xmlns:w="http://schemas.openxmlformats.org/wordprocessingml/2006/main" xmlns:w14="http://schemas.microsoft.com/office/word/2010/wordml" xmlns:w15="http://schemas.microsoft.com/office/word/2012/wordml" xmlns:w16cei="http://schemas.microsoft.com/office/word/2026/wordml/cei" xmlns:w16cex="http://schemas.microsoft.com/office/word/2018/wordml/cex" xmlns:w16cid="http://schemas.microsoft.com/office/word/2016/wordml/cid" xmlns:w16="http://schemas.microsoft.com/office/word/2018/wordml" xmlns:w16du="http://schemas.microsoft.com/office/word/2023/wordml/word16du" xmlns:w16sdtdh="http://schemas.microsoft.com/office/word/2020/wordml/sdtdatahash" xmlns:w16sdtfl="http://schemas.microsoft.com/office/word/2024/wordml/sdtformatlock" xmlns:w16se="http://schemas.microsoft.com/office/word/2015/wordml/symex" xmlns:wpg="http://schemas.microsoft.com/office/word/2010/wordprocessingGroup" xmlns:wpi="http://schemas.microsoft.com/office/word/2010/wordprocessingInk" xmlns:wne="http://schemas.microsoft.com/office/word/2006/wordml" xmlns:wps="http://schemas.microsoft.com/office/word/2010/wordprocessingShape" mc:Ignorable="w14 w15 w16se w16cid w16 w16cex w16sdtdh w16sdtfl w16du wp14">
   <w:footnote w:type="separator" w:id="-1">
     <w:p>
       <w:pPr>
@@ -15804,7 +16185,7 @@
 </file>
 
 <file path=word/header1.xml><?xml version="1.0" encoding="utf-8"?>
-<w:hdr xmlns:wpc="http://schemas.microsoft.com/office/word/2010/wordprocessingCanvas" xmlns:cx="http://schemas.microsoft.com/office/drawing/2014/chartex" xmlns:cx1="http://schemas.microsoft.com/office/drawing/2015/9/8/chartex" xmlns:cx2="http://schemas.microsoft.com/office/drawing/2015/10/21/chartex" xmlns:cx3="http://schemas.microsoft.com/office/drawing/2016/5/9/chartex" xmlns:cx4="http://schemas.microsoft.com/office/drawing/2016/5/10/chartex" xmlns:cx5="http://schemas.microsoft.com/office/drawing/2016/5/11/chartex" xmlns:cx6="http://schemas.microsoft.com/office/drawing/2016/5/12/chartex" xmlns:cx7="http://schemas.microsoft.com/office/drawing/2016/5/13/chartex" xmlns:cx8="http://schemas.microsoft.com/office/drawing/2016/5/14/chartex" xmlns:mc="http://schemas.openxmlformats.org/markup-compatibility/2006" xmlns:aink="http://schemas.microsoft.com/office/drawing/2016/ink" xmlns:am3d="http://schemas.microsoft.com/office/drawing/2017/model3d" xmlns:o="urn:schemas-microsoft-com:office:office" xmlns:oel="http://schemas.microsoft.com/office/2019/extlst" xmlns:r="http://schemas.openxmlformats.org/officeDocument/2006/relationships" xmlns:m="http://schemas.openxmlformats.org/officeDocument/2006/math" xmlns:v="urn:schemas-microsoft-com:vml" xmlns:wp14="http://schemas.microsoft.com/office/word/2010/wordprocessingDrawing" xmlns:wp="http://schemas.openxmlformats.org/drawingml/2006/wordprocessingDrawing" xmlns:w10="urn:schemas-microsoft-com:office:word" xmlns:w="http://schemas.openxmlformats.org/wordprocessingml/2006/main" xmlns:w14="http://schemas.microsoft.com/office/word/2010/wordml" xmlns:w15="http://schemas.microsoft.com/office/word/2012/wordml" xmlns:w16cex="http://schemas.microsoft.com/office/word/2018/wordml/cex" xmlns:w16cid="http://schemas.microsoft.com/office/word/2016/wordml/cid" xmlns:w16="http://schemas.microsoft.com/office/word/2018/wordml" xmlns:w16du="http://schemas.microsoft.com/office/word/2023/wordml/word16du" xmlns:w16sdtdh="http://schemas.microsoft.com/office/word/2020/wordml/sdtdatahash" xmlns:w16sdtfl="http://schemas.microsoft.com/office/word/2024/wordml/sdtformatlock" xmlns:w16se="http://schemas.microsoft.com/office/word/2015/wordml/symex" xmlns:wpg="http://schemas.microsoft.com/office/word/2010/wordprocessingGroup" xmlns:wpi="http://schemas.microsoft.com/office/word/2010/wordprocessingInk" xmlns:wne="http://schemas.microsoft.com/office/word/2006/wordml" xmlns:wps="http://schemas.microsoft.com/office/word/2010/wordprocessingShape" mc:Ignorable="w14 w15 w16se w16cid w16 w16cex w16sdtdh w16sdtfl w16du wp14">
+<w:hdr xmlns:wpc="http://schemas.microsoft.com/office/word/2010/wordprocessingCanvas" xmlns:cx="http://schemas.microsoft.com/office/drawing/2014/chartex" xmlns:cx1="http://schemas.microsoft.com/office/drawing/2015/9/8/chartex" xmlns:cx2="http://schemas.microsoft.com/office/drawing/2015/10/21/chartex" xmlns:cx3="http://schemas.microsoft.com/office/drawing/2016/5/9/chartex" xmlns:cx4="http://schemas.microsoft.com/office/drawing/2016/5/10/chartex" xmlns:cx5="http://schemas.microsoft.com/office/drawing/2016/5/11/chartex" xmlns:cx6="http://schemas.microsoft.com/office/drawing/2016/5/12/chartex" xmlns:cx7="http://schemas.microsoft.com/office/drawing/2016/5/13/chartex" xmlns:cx8="http://schemas.microsoft.com/office/drawing/2016/5/14/chartex" xmlns:mc="http://schemas.openxmlformats.org/markup-compatibility/2006" xmlns:aink="http://schemas.microsoft.com/office/drawing/2016/ink" xmlns:am3d="http://schemas.microsoft.com/office/drawing/2017/model3d" xmlns:o="urn:schemas-microsoft-com:office:office" xmlns:oel="http://schemas.microsoft.com/office/2019/extlst" xmlns:r="http://schemas.openxmlformats.org/officeDocument/2006/relationships" xmlns:m="http://schemas.openxmlformats.org/officeDocument/2006/math" xmlns:v="urn:schemas-microsoft-com:vml" xmlns:wp14="http://schemas.microsoft.com/office/word/2010/wordprocessingDrawing" xmlns:wp="http://schemas.openxmlformats.org/drawingml/2006/wordprocessingDrawing" xmlns:w10="urn:schemas-microsoft-com:office:word" xmlns:w="http://schemas.openxmlformats.org/wordprocessingml/2006/main" xmlns:w14="http://schemas.microsoft.com/office/word/2010/wordml" xmlns:w15="http://schemas.microsoft.com/office/word/2012/wordml" xmlns:w16cei="http://schemas.microsoft.com/office/word/2026/wordml/cei" xmlns:w16cex="http://schemas.microsoft.com/office/word/2018/wordml/cex" xmlns:w16cid="http://schemas.microsoft.com/office/word/2016/wordml/cid" xmlns:w16="http://schemas.microsoft.com/office/word/2018/wordml" xmlns:w16du="http://schemas.microsoft.com/office/word/2023/wordml/word16du" xmlns:w16sdtdh="http://schemas.microsoft.com/office/word/2020/wordml/sdtdatahash" xmlns:w16sdtfl="http://schemas.microsoft.com/office/word/2024/wordml/sdtformatlock" xmlns:w16se="http://schemas.microsoft.com/office/word/2015/wordml/symex" xmlns:wpg="http://schemas.microsoft.com/office/word/2010/wordprocessingGroup" xmlns:wpi="http://schemas.microsoft.com/office/word/2010/wordprocessingInk" xmlns:wne="http://schemas.microsoft.com/office/word/2006/wordml" xmlns:wps="http://schemas.microsoft.com/office/word/2010/wordprocessingShape" mc:Ignorable="w14 w15 w16se w16cid w16 w16cex w16sdtdh w16sdtfl w16du wp14">
   <w:p>
     <w:pPr>
       <w:pStyle w:val="Header"/>
@@ -15817,7 +16198,7 @@
 </file>
 
 <file path=word/header2.xml><?xml version="1.0" encoding="utf-8"?>
-<w:hdr xmlns:wpc="http://schemas.microsoft.com/office/word/2010/wordprocessingCanvas" xmlns:cx="http://schemas.microsoft.com/office/drawing/2014/chartex" xmlns:cx1="http://schemas.microsoft.com/office/drawing/2015/9/8/chartex" xmlns:cx2="http://schemas.microsoft.com/office/drawing/2015/10/21/chartex" xmlns:cx3="http://schemas.microsoft.com/office/drawing/2016/5/9/chartex" xmlns:cx4="http://schemas.microsoft.com/office/drawing/2016/5/10/chartex" xmlns:cx5="http://schemas.microsoft.com/office/drawing/2016/5/11/chartex" xmlns:cx6="http://schemas.microsoft.com/office/drawing/2016/5/12/chartex" xmlns:cx7="http://schemas.microsoft.com/office/drawing/2016/5/13/chartex" xmlns:cx8="http://schemas.microsoft.com/office/drawing/2016/5/14/chartex" xmlns:mc="http://schemas.openxmlformats.org/markup-compatibility/2006" xmlns:aink="http://schemas.microsoft.com/office/drawing/2016/ink" xmlns:am3d="http://schemas.microsoft.com/office/drawing/2017/model3d" xmlns:o="urn:schemas-microsoft-com:office:office" xmlns:oel="http://schemas.microsoft.com/office/2019/extlst" xmlns:r="http://schemas.openxmlformats.org/officeDocument/2006/relationships" xmlns:m="http://schemas.openxmlformats.org/officeDocument/2006/math" xmlns:v="urn:schemas-microsoft-com:vml" xmlns:wp14="http://schemas.microsoft.com/office/word/2010/wordprocessingDrawing" xmlns:wp="http://schemas.openxmlformats.org/drawingml/2006/wordprocessingDrawing" xmlns:w10="urn:schemas-microsoft-com:office:word" xmlns:w="http://schemas.openxmlformats.org/wordprocessingml/2006/main" xmlns:w14="http://schemas.microsoft.com/office/word/2010/wordml" xmlns:w15="http://schemas.microsoft.com/office/word/2012/wordml" xmlns:w16cex="http://schemas.microsoft.com/office/word/2018/wordml/cex" xmlns:w16cid="http://schemas.microsoft.com/office/word/2016/wordml/cid" xmlns:w16="http://schemas.microsoft.com/office/word/2018/wordml" xmlns:w16du="http://schemas.microsoft.com/office/word/2023/wordml/word16du" xmlns:w16sdtdh="http://schemas.microsoft.com/office/word/2020/wordml/sdtdatahash" xmlns:w16sdtfl="http://schemas.microsoft.com/office/word/2024/wordml/sdtformatlock" xmlns:w16se="http://schemas.microsoft.com/office/word/2015/wordml/symex" xmlns:wpg="http://schemas.microsoft.com/office/word/2010/wordprocessingGroup" xmlns:wpi="http://schemas.microsoft.com/office/word/2010/wordprocessingInk" xmlns:wne="http://schemas.microsoft.com/office/word/2006/wordml" xmlns:wps="http://schemas.microsoft.com/office/word/2010/wordprocessingShape" mc:Ignorable="w14 w15 w16se w16cid w16 w16cex w16sdtdh w16sdtfl w16du wp14">
+<w:hdr xmlns:wpc="http://schemas.microsoft.com/office/word/2010/wordprocessingCanvas" xmlns:cx="http://schemas.microsoft.com/office/drawing/2014/chartex" xmlns:cx1="http://schemas.microsoft.com/office/drawing/2015/9/8/chartex" xmlns:cx2="http://schemas.microsoft.com/office/drawing/2015/10/21/chartex" xmlns:cx3="http://schemas.microsoft.com/office/drawing/2016/5/9/chartex" xmlns:cx4="http://schemas.microsoft.com/office/drawing/2016/5/10/chartex" xmlns:cx5="http://schemas.microsoft.com/office/drawing/2016/5/11/chartex" xmlns:cx6="http://schemas.microsoft.com/office/drawing/2016/5/12/chartex" xmlns:cx7="http://schemas.microsoft.com/office/drawing/2016/5/13/chartex" xmlns:cx8="http://schemas.microsoft.com/office/drawing/2016/5/14/chartex" xmlns:mc="http://schemas.openxmlformats.org/markup-compatibility/2006" xmlns:aink="http://schemas.microsoft.com/office/drawing/2016/ink" xmlns:am3d="http://schemas.microsoft.com/office/drawing/2017/model3d" xmlns:o="urn:schemas-microsoft-com:office:office" xmlns:oel="http://schemas.microsoft.com/office/2019/extlst" xmlns:r="http://schemas.openxmlformats.org/officeDocument/2006/relationships" xmlns:m="http://schemas.openxmlformats.org/officeDocument/2006/math" xmlns:v="urn:schemas-microsoft-com:vml" xmlns:wp14="http://schemas.microsoft.com/office/word/2010/wordprocessingDrawing" xmlns:wp="http://schemas.openxmlformats.org/drawingml/2006/wordprocessingDrawing" xmlns:w10="urn:schemas-microsoft-com:office:word" xmlns:w="http://schemas.openxmlformats.org/wordprocessingml/2006/main" xmlns:w14="http://schemas.microsoft.com/office/word/2010/wordml" xmlns:w15="http://schemas.microsoft.com/office/word/2012/wordml" xmlns:w16cei="http://schemas.microsoft.com/office/word/2026/wordml/cei" xmlns:w16cex="http://schemas.microsoft.com/office/word/2018/wordml/cex" xmlns:w16cid="http://schemas.microsoft.com/office/word/2016/wordml/cid" xmlns:w16="http://schemas.microsoft.com/office/word/2018/wordml" xmlns:w16du="http://schemas.microsoft.com/office/word/2023/wordml/word16du" xmlns:w16sdtdh="http://schemas.microsoft.com/office/word/2020/wordml/sdtdatahash" xmlns:w16sdtfl="http://schemas.microsoft.com/office/word/2024/wordml/sdtformatlock" xmlns:w16se="http://schemas.microsoft.com/office/word/2015/wordml/symex" xmlns:wpg="http://schemas.microsoft.com/office/word/2010/wordprocessingGroup" xmlns:wpi="http://schemas.microsoft.com/office/word/2010/wordprocessingInk" xmlns:wne="http://schemas.microsoft.com/office/word/2006/wordml" xmlns:wps="http://schemas.microsoft.com/office/word/2010/wordprocessingShape" mc:Ignorable="w14 w15 w16se w16cid w16 w16cex w16sdtdh w16sdtfl w16du wp14">
   <w:p>
     <w:pPr>
       <w:pStyle w:val="Header"/>
